--- a/WebContent/docx/子宫内膜癌检测报告-常德市第一人民医院.docx
+++ b/WebContent/docx/子宫内膜癌检测报告-常德市第一人民医院.docx
@@ -2786,17 +2786,17 @@
           </w14:shadow>
         </w:rPr>
       </w:pPr>
-      <w:bookmarkStart w:id="0" w:name="_Toc13806"/>
-      <w:bookmarkStart w:id="1" w:name="_Toc21669"/>
-      <w:bookmarkStart w:id="2" w:name="_Toc24397"/>
-      <w:bookmarkStart w:id="3" w:name="_Toc30143_WPSOffice_Level1"/>
-      <w:bookmarkStart w:id="4" w:name="_Toc32054"/>
-      <w:bookmarkStart w:id="5" w:name="_Toc21009_WPSOffice_Level1"/>
+      <w:bookmarkStart w:id="0" w:name="_Toc24178_WPSOffice_Level1"/>
+      <w:bookmarkStart w:id="1" w:name="_Toc32054"/>
+      <w:bookmarkStart w:id="2" w:name="_Toc21669"/>
+      <w:bookmarkStart w:id="3" w:name="_Toc13806"/>
+      <w:bookmarkStart w:id="4" w:name="_Toc24397"/>
+      <w:bookmarkStart w:id="5" w:name="_Toc30143_WPSOffice_Level1"/>
       <w:bookmarkStart w:id="6" w:name="_Toc660"/>
-      <w:bookmarkStart w:id="7" w:name="_Toc24178_WPSOffice_Level1"/>
-      <w:bookmarkStart w:id="8" w:name="_Toc106294392"/>
-      <w:bookmarkStart w:id="9" w:name="_Toc7998"/>
-      <w:bookmarkStart w:id="10" w:name="_Toc27500"/>
+      <w:bookmarkStart w:id="7" w:name="_Toc106294392"/>
+      <w:bookmarkStart w:id="8" w:name="_Toc7998"/>
+      <w:bookmarkStart w:id="9" w:name="_Toc27500"/>
+      <w:bookmarkStart w:id="10" w:name="_Toc21009_WPSOffice_Level1"/>
       <w:r>
         <w:rPr>
           <w:rFonts w:ascii="Times New Roman" w:hAnsi="Times New Roman"/>
@@ -3673,15 +3673,15 @@
           </w14:shadow>
         </w:rPr>
       </w:pPr>
-      <w:bookmarkStart w:id="11" w:name="_Toc11015_WPSOffice_Level1"/>
-      <w:bookmarkStart w:id="12" w:name="_Toc11465"/>
-      <w:bookmarkStart w:id="13" w:name="_Toc17451"/>
-      <w:bookmarkStart w:id="14" w:name="_Toc19594"/>
-      <w:bookmarkStart w:id="15" w:name="_Toc19478"/>
-      <w:bookmarkStart w:id="16" w:name="_Toc10518"/>
-      <w:bookmarkStart w:id="17" w:name="_Toc106294393"/>
-      <w:bookmarkStart w:id="18" w:name="_Toc18062_WPSOffice_Level1"/>
-      <w:bookmarkStart w:id="19" w:name="_Toc5925"/>
+      <w:bookmarkStart w:id="11" w:name="_Toc5925"/>
+      <w:bookmarkStart w:id="12" w:name="_Toc11015_WPSOffice_Level1"/>
+      <w:bookmarkStart w:id="13" w:name="_Toc11465"/>
+      <w:bookmarkStart w:id="14" w:name="_Toc17451"/>
+      <w:bookmarkStart w:id="15" w:name="_Toc19594"/>
+      <w:bookmarkStart w:id="16" w:name="_Toc19478"/>
+      <w:bookmarkStart w:id="17" w:name="_Toc10518"/>
+      <w:bookmarkStart w:id="18" w:name="_Toc106294393"/>
+      <w:bookmarkStart w:id="19" w:name="_Toc18062_WPSOffice_Level1"/>
       <w:bookmarkStart w:id="20" w:name="_Toc7021_WPSOffice_Level1"/>
       <w:bookmarkStart w:id="21" w:name="_Toc3823"/>
       <w:r>
@@ -3956,13 +3956,13 @@
         </w:rPr>
       </w:pPr>
       <w:bookmarkStart w:id="23" w:name="_Toc1410"/>
-      <w:bookmarkStart w:id="24" w:name="_Toc25920"/>
-      <w:bookmarkStart w:id="25" w:name="_Toc106294395"/>
-      <w:bookmarkStart w:id="26" w:name="_Toc23369_WPSOffice_Level1"/>
-      <w:bookmarkStart w:id="27" w:name="_Toc6221_WPSOffice_Level1"/>
-      <w:bookmarkStart w:id="28" w:name="_Toc3871"/>
-      <w:bookmarkStart w:id="29" w:name="_Toc4088"/>
-      <w:bookmarkStart w:id="30" w:name="_Toc18058"/>
+      <w:bookmarkStart w:id="24" w:name="_Toc106294395"/>
+      <w:bookmarkStart w:id="25" w:name="_Toc23369_WPSOffice_Level1"/>
+      <w:bookmarkStart w:id="26" w:name="_Toc3871"/>
+      <w:bookmarkStart w:id="27" w:name="_Toc4088"/>
+      <w:bookmarkStart w:id="28" w:name="_Toc25920"/>
+      <w:bookmarkStart w:id="29" w:name="_Toc18058"/>
+      <w:bookmarkStart w:id="30" w:name="_Toc6221_WPSOffice_Level1"/>
       <w:bookmarkStart w:id="31" w:name="_Toc24670"/>
       <w:bookmarkStart w:id="32" w:name="_Toc12478"/>
       <w:r>
@@ -4032,8 +4032,8 @@
         </w:rPr>
       </w:pPr>
       <w:bookmarkStart w:id="33" w:name="_Toc9133"/>
-      <w:bookmarkStart w:id="34" w:name="_Toc18073"/>
-      <w:bookmarkStart w:id="35" w:name="_Toc149837254"/>
+      <w:bookmarkStart w:id="34" w:name="_Toc149837254"/>
+      <w:bookmarkStart w:id="35" w:name="_Toc18073"/>
       <w:r>
         <w:rPr>
           <w:rFonts w:hint="eastAsia"/>
@@ -5972,8 +5972,6 @@
           <w:lang w:eastAsia="zh-CN"/>
         </w:rPr>
       </w:pPr>
-      <w:bookmarkStart w:id="135" w:name="_GoBack"/>
-      <w:bookmarkEnd w:id="135"/>
     </w:p>
     <w:tbl>
       <w:tblPr>
@@ -6526,9 +6524,9 @@
           </w14:shadow>
         </w:rPr>
       </w:pPr>
-      <w:bookmarkStart w:id="36" w:name="_Toc31456"/>
+      <w:bookmarkStart w:id="36" w:name="_Toc4128"/>
       <w:bookmarkStart w:id="37" w:name="_Toc106294396"/>
-      <w:bookmarkStart w:id="38" w:name="_Toc4128"/>
+      <w:bookmarkStart w:id="38" w:name="_Toc31456"/>
       <w:r>
         <w:rPr>
           <w:rFonts w:hint="eastAsia" w:ascii="Times New Roman" w:hAnsi="Times New Roman"/>
@@ -7378,8 +7376,8 @@
           <w:lang w:eastAsia="zh-CN"/>
         </w:rPr>
       </w:pPr>
-      <w:bookmarkStart w:id="42" w:name="_Toc106294398"/>
-      <w:bookmarkStart w:id="43" w:name="_Toc32543"/>
+      <w:bookmarkStart w:id="42" w:name="_Toc32543"/>
+      <w:bookmarkStart w:id="43" w:name="_Toc106294398"/>
       <w:bookmarkStart w:id="44" w:name="_Toc11347"/>
       <w:bookmarkStart w:id="45" w:name="_Toc22184"/>
       <w:r>
@@ -7472,15 +7470,15 @@
             <w:bookmarkStart w:id="46" w:name="_Toc149837258"/>
             <w:bookmarkStart w:id="47" w:name="_Toc8308"/>
             <w:bookmarkStart w:id="48" w:name="_Toc24061"/>
-            <w:bookmarkStart w:id="49" w:name="_Toc26583"/>
-            <w:bookmarkStart w:id="50" w:name="_Toc106294401"/>
+            <w:bookmarkStart w:id="49" w:name="_Toc106294401"/>
+            <w:bookmarkStart w:id="50" w:name="_Toc26583"/>
             <w:bookmarkStart w:id="51" w:name="_Toc27302"/>
             <w:bookmarkStart w:id="52" w:name="_Toc21764_WPSOffice_Level1"/>
-            <w:bookmarkStart w:id="53" w:name="_Toc12505"/>
-            <w:bookmarkStart w:id="54" w:name="_Toc13196_WPSOffice_Level1"/>
-            <w:bookmarkStart w:id="55" w:name="_Toc2409"/>
-            <w:bookmarkStart w:id="56" w:name="_Toc16594"/>
-            <w:bookmarkStart w:id="57" w:name="_Toc1707_WPSOffice_Level1"/>
+            <w:bookmarkStart w:id="53" w:name="_Toc16594"/>
+            <w:bookmarkStart w:id="54" w:name="_Toc12505"/>
+            <w:bookmarkStart w:id="55" w:name="_Toc13196_WPSOffice_Level1"/>
+            <w:bookmarkStart w:id="56" w:name="_Toc1707_WPSOffice_Level1"/>
+            <w:bookmarkStart w:id="57" w:name="_Toc2409"/>
             <w:bookmarkStart w:id="58" w:name="_Toc28240"/>
             <w:r>
               <w:rPr>
@@ -8215,18 +8213,34 @@
             </w:pPr>
             <w:r>
               <w:rPr>
-                <w:rFonts w:ascii="Times New Roman" w:hAnsi="Times New Roman" w:eastAsia="微软雅黑" w:cs="Times New Roman"/>
+                <w:rFonts w:hint="eastAsia" w:ascii="Times New Roman" w:hAnsi="Times New Roman" w:eastAsia="微软雅黑" w:cs="Times New Roman"/>
                 <w:b/>
                 <w:color w:val="FFFFFF" w:themeColor="background1"/>
                 <w:sz w:val="21"/>
                 <w:szCs w:val="21"/>
+                <w:lang w:val="en-US" w:eastAsia="zh-CN"/>
                 <w14:textFill>
                   <w14:solidFill>
                     <w14:schemeClr w14:val="bg1"/>
                   </w14:solidFill>
                 </w14:textFill>
               </w:rPr>
-              <w:t>突变基因</w:t>
+              <w:t>检测</w:t>
+            </w:r>
+            <w:r>
+              <w:rPr>
+                <w:rFonts w:ascii="Times New Roman" w:hAnsi="Times New Roman" w:eastAsia="微软雅黑" w:cs="Times New Roman"/>
+                <w:b/>
+                <w:color w:val="FFFFFF" w:themeColor="background1"/>
+                <w:sz w:val="21"/>
+                <w:szCs w:val="21"/>
+                <w14:textFill>
+                  <w14:solidFill>
+                    <w14:schemeClr w14:val="bg1"/>
+                  </w14:solidFill>
+                </w14:textFill>
+              </w:rPr>
+              <w:t>基因</w:t>
             </w:r>
           </w:p>
         </w:tc>
@@ -10616,7 +10630,7 @@
         </w:tc>
         <w:tc>
           <w:tcPr>
-            <w:tcW w:w="535" w:type="pct"/>
+            <w:tcW w:w="1077" w:type="dxa"/>
             <w:tcBorders>
               <w:top w:val="nil"/>
               <w:left w:val="single" w:color="A4A4A4" w:themeColor="background1" w:themeShade="A5" w:sz="4" w:space="0"/>
@@ -10628,7 +10642,7 @@
           </w:tcPr>
           <w:p>
             <w:pPr>
-              <w:ind w:left="162" w:right="163"/>
+              <w:ind w:left="162" w:leftChars="0" w:right="163" w:rightChars="0"/>
               <w:jc w:val="center"/>
               <w:rPr>
                 <w:rFonts w:ascii="Times New Roman" w:hAnsi="Times New Roman" w:eastAsia="微软雅黑" w:cs="Times New Roman"/>
@@ -10640,19 +10654,39 @@
             </w:pPr>
             <w:r>
               <w:rPr>
-                <w:rFonts w:hint="eastAsia" w:ascii="Times New Roman" w:hAnsi="Times New Roman" w:eastAsia="微软雅黑" w:cs="Times New Roman"/>
-                <w:b/>
-                <w:sz w:val="21"/>
-                <w:szCs w:val="21"/>
-                <w:lang w:eastAsia="zh-CN"/>
-              </w:rPr>
-              <w:t>{{ tip.comutation }}</w:t>
-            </w:r>
-          </w:p>
-        </w:tc>
-        <w:tc>
-          <w:tcPr>
-            <w:tcW w:w="759" w:type="pct"/>
+                <w:rFonts w:hint="default" w:ascii="Times New Roman" w:hAnsi="Times New Roman" w:eastAsia="微软雅黑" w:cs="Times New Roman"/>
+                <w:b/>
+                <w:sz w:val="21"/>
+                <w:szCs w:val="21"/>
+                <w:lang w:eastAsia="zh-CN"/>
+              </w:rPr>
+              <w:t>{{ tip.comutation</w:t>
+            </w:r>
+            <w:r>
+              <w:rPr>
+                <w:rFonts w:hint="eastAsia" w:ascii="Times New Roman" w:hAnsi="Times New Roman" w:eastAsia="微软雅黑" w:cs="Times New Roman"/>
+                <w:b/>
+                <w:sz w:val="21"/>
+                <w:szCs w:val="21"/>
+                <w:lang w:val="en-US" w:eastAsia="zh-CN"/>
+              </w:rPr>
+              <w:t>1</w:t>
+            </w:r>
+            <w:r>
+              <w:rPr>
+                <w:rFonts w:hint="default" w:ascii="Times New Roman" w:hAnsi="Times New Roman" w:eastAsia="微软雅黑" w:cs="Times New Roman"/>
+                <w:b/>
+                <w:sz w:val="21"/>
+                <w:szCs w:val="21"/>
+                <w:lang w:eastAsia="zh-CN"/>
+              </w:rPr>
+              <w:t xml:space="preserve"> }}</w:t>
+            </w:r>
+          </w:p>
+        </w:tc>
+        <w:tc>
+          <w:tcPr>
+            <w:tcW w:w="1529" w:type="dxa"/>
             <w:tcBorders>
               <w:top w:val="nil"/>
               <w:left w:val="single" w:color="A4A4A4" w:themeColor="background1" w:themeShade="A5" w:sz="4" w:space="0"/>
@@ -10665,7 +10699,7 @@
           <w:p>
             <w:pPr>
               <w:spacing w:before="2"/>
-              <w:ind w:left="116" w:right="116"/>
+              <w:ind w:left="116" w:leftChars="0" w:right="116" w:rightChars="0"/>
               <w:jc w:val="center"/>
               <w:rPr>
                 <w:rFonts w:ascii="Times New Roman" w:hAnsi="Times New Roman" w:eastAsia="微软雅黑" w:cs="Times New Roman"/>
@@ -10676,12 +10710,12 @@
             </w:pPr>
             <w:r>
               <w:rPr>
-                <w:rFonts w:hint="eastAsia" w:ascii="Times New Roman" w:hAnsi="Times New Roman" w:eastAsia="微软雅黑" w:cs="Times New Roman"/>
-                <w:sz w:val="21"/>
-                <w:szCs w:val="21"/>
-                <w:lang w:val="en-US" w:eastAsia="zh-CN"/>
-              </w:rPr>
-              <w:t>-</w:t>
+                <w:rFonts w:hint="default" w:ascii="Times New Roman" w:hAnsi="Times New Roman" w:eastAsia="微软雅黑" w:cs="Times New Roman"/>
+                <w:sz w:val="21"/>
+                <w:szCs w:val="21"/>
+                <w:lang w:eastAsia="zh-CN"/>
+              </w:rPr>
+              <w:t>{{ tip.comutation }}</w:t>
             </w:r>
           </w:p>
         </w:tc>
@@ -12814,8 +12848,8 @@
       </w:pPr>
       <w:bookmarkStart w:id="60" w:name="_Toc24065"/>
       <w:bookmarkStart w:id="61" w:name="_Toc21253"/>
-      <w:bookmarkStart w:id="62" w:name="_Toc6710"/>
-      <w:bookmarkStart w:id="63" w:name="_Toc149837259"/>
+      <w:bookmarkStart w:id="62" w:name="_Toc149837259"/>
+      <w:bookmarkStart w:id="63" w:name="_Toc6710"/>
       <w:r>
         <w:rPr>
           <w:rFonts w:hint="eastAsia"/>
@@ -13031,18 +13065,17 @@
               <w:rPr>
                 <w:rFonts w:hint="eastAsia" w:ascii="Times New Roman" w:hAnsi="Times New Roman" w:eastAsia="微软雅黑" w:cs="Times New Roman"/>
                 <w:b/>
-                <w:bCs/>
                 <w:color w:val="FFFFFF" w:themeColor="background1"/>
                 <w:sz w:val="21"/>
                 <w:szCs w:val="21"/>
-                <w:lang w:eastAsia="zh-CN"/>
+                <w:lang w:val="en-US" w:eastAsia="zh-CN"/>
                 <w14:textFill>
                   <w14:solidFill>
                     <w14:schemeClr w14:val="bg1"/>
                   </w14:solidFill>
                 </w14:textFill>
               </w:rPr>
-              <w:t>突变</w:t>
+              <w:t>检测</w:t>
             </w:r>
             <w:r>
               <w:rPr>
@@ -13499,12 +13532,6 @@
             <w:insideH w:val="single" w:color="A4A4A4" w:sz="4" w:space="0"/>
             <w:insideV w:val="single" w:color="A4A4A4" w:sz="4" w:space="0"/>
           </w:tblBorders>
-          <w:tblCellMar>
-            <w:top w:w="0" w:type="dxa"/>
-            <w:left w:w="0" w:type="dxa"/>
-            <w:bottom w:w="0" w:type="dxa"/>
-            <w:right w:w="0" w:type="dxa"/>
-          </w:tblCellMar>
         </w:tblPrEx>
         <w:trPr>
           <w:trHeight w:val="510" w:hRule="atLeast"/>
@@ -14398,12 +14425,6 @@
             <w:insideH w:val="single" w:color="A4A4A4" w:sz="4" w:space="0"/>
             <w:insideV w:val="single" w:color="A4A4A4" w:sz="4" w:space="0"/>
           </w:tblBorders>
-          <w:tblCellMar>
-            <w:top w:w="0" w:type="dxa"/>
-            <w:left w:w="0" w:type="dxa"/>
-            <w:bottom w:w="0" w:type="dxa"/>
-            <w:right w:w="0" w:type="dxa"/>
-          </w:tblCellMar>
         </w:tblPrEx>
         <w:trPr>
           <w:trHeight w:val="510" w:hRule="atLeast"/>
@@ -14441,18 +14462,34 @@
             </w:pPr>
             <w:r>
               <w:rPr>
-                <w:rFonts w:ascii="Times New Roman" w:hAnsi="Times New Roman" w:eastAsia="微软雅黑" w:cs="Times New Roman"/>
+                <w:rFonts w:hint="eastAsia" w:ascii="Times New Roman" w:hAnsi="Times New Roman" w:eastAsia="微软雅黑" w:cs="Times New Roman"/>
                 <w:b/>
                 <w:color w:val="FFFFFF" w:themeColor="background1"/>
                 <w:sz w:val="21"/>
                 <w:szCs w:val="21"/>
+                <w:lang w:val="en-US" w:eastAsia="zh-CN"/>
                 <w14:textFill>
                   <w14:solidFill>
                     <w14:schemeClr w14:val="bg1"/>
                   </w14:solidFill>
                 </w14:textFill>
               </w:rPr>
-              <w:t>突变基因</w:t>
+              <w:t>检测</w:t>
+            </w:r>
+            <w:r>
+              <w:rPr>
+                <w:rFonts w:ascii="Times New Roman" w:hAnsi="Times New Roman" w:eastAsia="微软雅黑" w:cs="Times New Roman"/>
+                <w:b/>
+                <w:color w:val="FFFFFF" w:themeColor="background1"/>
+                <w:sz w:val="21"/>
+                <w:szCs w:val="21"/>
+                <w14:textFill>
+                  <w14:solidFill>
+                    <w14:schemeClr w14:val="bg1"/>
+                  </w14:solidFill>
+                </w14:textFill>
+              </w:rPr>
+              <w:t>基因</w:t>
             </w:r>
           </w:p>
         </w:tc>
@@ -16666,10 +16703,10 @@
           <w:lang w:eastAsia="zh-CN"/>
         </w:rPr>
       </w:pPr>
-      <w:bookmarkStart w:id="64" w:name="_Toc24596"/>
-      <w:bookmarkStart w:id="65" w:name="_Toc149837260"/>
-      <w:bookmarkStart w:id="66" w:name="_Toc25231"/>
-      <w:bookmarkStart w:id="67" w:name="_Toc10866"/>
+      <w:bookmarkStart w:id="64" w:name="_Toc25231"/>
+      <w:bookmarkStart w:id="65" w:name="_Toc10866"/>
+      <w:bookmarkStart w:id="66" w:name="_Toc24596"/>
+      <w:bookmarkStart w:id="67" w:name="_Toc149837260"/>
       <w:r>
         <w:rPr>
           <w:rFonts w:hint="eastAsia"/>
@@ -17231,11 +17268,11 @@
           <w:lang w:eastAsia="zh-CN"/>
         </w:rPr>
       </w:pPr>
-      <w:bookmarkStart w:id="68" w:name="_Toc20034"/>
-      <w:bookmarkStart w:id="69" w:name="_Toc106719764"/>
-      <w:bookmarkStart w:id="70" w:name="_Toc10223"/>
-      <w:bookmarkStart w:id="71" w:name="_Toc14434"/>
-      <w:bookmarkStart w:id="72" w:name="_Toc20804"/>
+      <w:bookmarkStart w:id="68" w:name="_Toc14434"/>
+      <w:bookmarkStart w:id="69" w:name="_Toc20804"/>
+      <w:bookmarkStart w:id="70" w:name="_Toc20034"/>
+      <w:bookmarkStart w:id="71" w:name="_Toc106719764"/>
+      <w:bookmarkStart w:id="72" w:name="_Toc10223"/>
       <w:r>
         <w:rPr>
           <w:rFonts w:hint="eastAsia"/>
@@ -20333,8 +20370,8 @@
           </w14:shadow>
         </w:rPr>
       </w:pPr>
-      <w:bookmarkStart w:id="73" w:name="_Toc27929"/>
-      <w:bookmarkStart w:id="74" w:name="_Toc10059"/>
+      <w:bookmarkStart w:id="73" w:name="_Toc10059"/>
+      <w:bookmarkStart w:id="74" w:name="_Toc27929"/>
       <w:r>
         <w:rPr>
           <w:rFonts w:ascii="Times New Roman" w:hAnsi="Times New Roman"/>
@@ -20385,12 +20422,12 @@
           <w:sz w:val="30"/>
         </w:rPr>
       </w:pPr>
-      <w:bookmarkStart w:id="76" w:name="_Toc21309"/>
-      <w:bookmarkStart w:id="77" w:name="_Toc106294402"/>
+      <w:bookmarkStart w:id="76" w:name="_Toc16200"/>
+      <w:bookmarkStart w:id="77" w:name="_Toc21309"/>
       <w:bookmarkStart w:id="78" w:name="_Toc29106"/>
-      <w:bookmarkStart w:id="79" w:name="_Toc4187"/>
-      <w:bookmarkStart w:id="80" w:name="_Toc9238"/>
-      <w:bookmarkStart w:id="81" w:name="_Toc16200"/>
+      <w:bookmarkStart w:id="79" w:name="_Toc9238"/>
+      <w:bookmarkStart w:id="80" w:name="_Toc106294402"/>
+      <w:bookmarkStart w:id="81" w:name="_Toc4187"/>
       <w:bookmarkStart w:id="82" w:name="_Toc106294403"/>
       <w:bookmarkStart w:id="83" w:name="_Toc1694"/>
       <w:r>
@@ -21469,9 +21506,9 @@
       <w:bookmarkStart w:id="87" w:name="_Toc4331_WPSOffice_Level2"/>
       <w:bookmarkStart w:id="88" w:name="_Toc32302"/>
       <w:bookmarkStart w:id="89" w:name="_Toc7152"/>
-      <w:bookmarkStart w:id="90" w:name="_Toc28069"/>
-      <w:bookmarkStart w:id="91" w:name="_Toc30024"/>
-      <w:bookmarkStart w:id="92" w:name="_Toc149837264"/>
+      <w:bookmarkStart w:id="90" w:name="_Toc149837264"/>
+      <w:bookmarkStart w:id="91" w:name="_Toc28069"/>
+      <w:bookmarkStart w:id="92" w:name="_Toc30024"/>
       <w:r>
         <w:rPr>
           <w:rFonts w:hint="eastAsia"/>
@@ -26238,7 +26275,29 @@
           <w:szCs w:val="24"/>
           <w:lang w:eastAsia="zh-CN"/>
         </w:rPr>
-        <w:t>{{ tdd.comutation }}</w:t>
+        <w:t>{{ tdd.comutation</w:t>
+      </w:r>
+      <w:r>
+        <w:rPr>
+          <w:rFonts w:hint="eastAsia" w:ascii="Times New Roman" w:hAnsi="Times New Roman" w:eastAsia="微软雅黑" w:cs="Times New Roman"/>
+          <w:b/>
+          <w:sz w:val="24"/>
+          <w:szCs w:val="24"/>
+          <w:lang w:val="en-US" w:eastAsia="zh-CN"/>
+        </w:rPr>
+        <w:t>1</w:t>
+      </w:r>
+      <w:bookmarkStart w:id="135" w:name="_GoBack"/>
+      <w:bookmarkEnd w:id="135"/>
+      <w:r>
+        <w:rPr>
+          <w:rFonts w:hint="eastAsia" w:ascii="Times New Roman" w:hAnsi="Times New Roman" w:eastAsia="微软雅黑" w:cs="Times New Roman"/>
+          <w:b/>
+          <w:sz w:val="24"/>
+          <w:szCs w:val="24"/>
+          <w:lang w:eastAsia="zh-CN"/>
+        </w:rPr>
+        <w:t xml:space="preserve"> }}</w:t>
       </w:r>
     </w:p>
     <w:tbl>
@@ -26279,6 +26338,12 @@
             <w:insideH w:val="dotted" w:color="45A3A7" w:sz="4" w:space="0"/>
             <w:insideV w:val="dotted" w:color="45A3A7" w:sz="4" w:space="0"/>
           </w:tblBorders>
+          <w:tblCellMar>
+            <w:top w:w="0" w:type="dxa"/>
+            <w:left w:w="108" w:type="dxa"/>
+            <w:bottom w:w="0" w:type="dxa"/>
+            <w:right w:w="108" w:type="dxa"/>
+          </w:tblCellMar>
         </w:tblPrEx>
         <w:trPr>
           <w:trHeight w:val="417" w:hRule="atLeast"/>
@@ -26366,7 +26431,7 @@
                 <w:szCs w:val="18"/>
                 <w:lang w:val="en-US" w:eastAsia="zh-CN"/>
               </w:rPr>
-              <w:t>-</w:t>
+              <w:t>{{tdd.comutation}}</w:t>
             </w:r>
           </w:p>
         </w:tc>
@@ -30552,8 +30617,8 @@
         </w:rPr>
       </w:pPr>
       <w:bookmarkStart w:id="93" w:name="_Toc19543"/>
-      <w:bookmarkStart w:id="94" w:name="_Toc149837265"/>
-      <w:bookmarkStart w:id="95" w:name="_Toc18929"/>
+      <w:bookmarkStart w:id="94" w:name="_Toc18929"/>
+      <w:bookmarkStart w:id="95" w:name="_Toc149837265"/>
       <w:bookmarkStart w:id="96" w:name="_Toc15248"/>
       <w:r>
         <w:rPr>
@@ -34999,15 +35064,15 @@
           <w:sz w:val="30"/>
         </w:rPr>
       </w:pPr>
-      <w:bookmarkStart w:id="99" w:name="_Toc15840_WPSOffice_Level1"/>
-      <w:bookmarkStart w:id="100" w:name="_Toc14255_WPSOffice_Level1"/>
-      <w:bookmarkStart w:id="101" w:name="_Toc31490"/>
-      <w:bookmarkStart w:id="102" w:name="_Toc24085_WPSOffice_Level1"/>
+      <w:bookmarkStart w:id="99" w:name="_Toc31490"/>
+      <w:bookmarkStart w:id="100" w:name="_Toc4168"/>
+      <w:bookmarkStart w:id="101" w:name="_Toc15840_WPSOffice_Level1"/>
+      <w:bookmarkStart w:id="102" w:name="_Toc14255_WPSOffice_Level1"/>
       <w:bookmarkStart w:id="103" w:name="_Toc16514"/>
       <w:bookmarkStart w:id="104" w:name="_Toc27075"/>
-      <w:bookmarkStart w:id="105" w:name="_Toc106294406"/>
-      <w:bookmarkStart w:id="106" w:name="_Toc25219"/>
-      <w:bookmarkStart w:id="107" w:name="_Toc4168"/>
+      <w:bookmarkStart w:id="105" w:name="_Toc24085_WPSOffice_Level1"/>
+      <w:bookmarkStart w:id="106" w:name="_Toc106294406"/>
+      <w:bookmarkStart w:id="107" w:name="_Toc25219"/>
       <w:r>
         <w:rPr>
           <w:rFonts w:hint="eastAsia" w:ascii="Times New Roman" w:hAnsi="Times New Roman"/>
@@ -37643,27 +37708,27 @@
           <w:sz w:val="30"/>
         </w:rPr>
       </w:pPr>
-      <w:bookmarkStart w:id="108" w:name="_Toc106294408"/>
-      <w:bookmarkStart w:id="109" w:name="_Toc149837270"/>
-      <w:bookmarkStart w:id="110" w:name="_Toc11446"/>
-      <w:bookmarkStart w:id="111" w:name="_Toc7597"/>
-      <w:bookmarkStart w:id="112" w:name="_Toc3454"/>
-      <w:bookmarkStart w:id="113" w:name="_Toc17216"/>
-      <w:bookmarkStart w:id="114" w:name="_Toc24981"/>
-      <w:bookmarkStart w:id="115" w:name="_Toc26129"/>
+      <w:bookmarkStart w:id="108" w:name="_Toc24981"/>
+      <w:bookmarkStart w:id="109" w:name="_Toc26129"/>
+      <w:bookmarkStart w:id="110" w:name="_Toc149837270"/>
+      <w:bookmarkStart w:id="111" w:name="_Toc106294408"/>
+      <w:bookmarkStart w:id="112" w:name="_Toc17216"/>
+      <w:bookmarkStart w:id="113" w:name="_Toc11446"/>
+      <w:bookmarkStart w:id="114" w:name="_Toc7597"/>
+      <w:bookmarkStart w:id="115" w:name="_Toc3454"/>
       <w:bookmarkStart w:id="116" w:name="_Toc4976"/>
       <w:bookmarkStart w:id="117" w:name="_Toc15114"/>
       <w:bookmarkStart w:id="118" w:name="_Toc3409"/>
-      <w:bookmarkStart w:id="119" w:name="_Toc106294410"/>
-      <w:bookmarkStart w:id="120" w:name="_Toc27809"/>
-      <w:bookmarkStart w:id="121" w:name="_Toc11901"/>
-      <w:bookmarkStart w:id="122" w:name="_Toc4503"/>
-      <w:bookmarkStart w:id="123" w:name="_Toc13275"/>
-      <w:bookmarkStart w:id="124" w:name="_Toc19584_WPSOffice_Level1"/>
-      <w:bookmarkStart w:id="125" w:name="_Toc14611_WPSOffice_Level1"/>
-      <w:bookmarkStart w:id="126" w:name="_Toc17792_WPSOffice_Level2"/>
-      <w:bookmarkStart w:id="127" w:name="_Toc22623"/>
-      <w:bookmarkStart w:id="128" w:name="_Toc22162_WPSOffice_Level1"/>
+      <w:bookmarkStart w:id="119" w:name="_Toc11901"/>
+      <w:bookmarkStart w:id="120" w:name="_Toc4503"/>
+      <w:bookmarkStart w:id="121" w:name="_Toc106294410"/>
+      <w:bookmarkStart w:id="122" w:name="_Toc27809"/>
+      <w:bookmarkStart w:id="123" w:name="_Toc19584_WPSOffice_Level1"/>
+      <w:bookmarkStart w:id="124" w:name="_Toc14611_WPSOffice_Level1"/>
+      <w:bookmarkStart w:id="125" w:name="_Toc22623"/>
+      <w:bookmarkStart w:id="126" w:name="_Toc22162_WPSOffice_Level1"/>
+      <w:bookmarkStart w:id="127" w:name="_Toc13275"/>
+      <w:bookmarkStart w:id="128" w:name="_Toc17792_WPSOffice_Level2"/>
       <w:r>
         <w:rPr>
           <w:rFonts w:hint="eastAsia"/>
@@ -40078,12 +40143,6 @@
             <w:insideH w:val="single" w:color="auto" w:sz="4" w:space="0"/>
             <w:insideV w:val="single" w:color="auto" w:sz="4" w:space="0"/>
           </w:tblBorders>
-          <w:tblCellMar>
-            <w:top w:w="0" w:type="dxa"/>
-            <w:left w:w="108" w:type="dxa"/>
-            <w:bottom w:w="0" w:type="dxa"/>
-            <w:right w:w="108" w:type="dxa"/>
-          </w:tblCellMar>
         </w:tblPrEx>
         <w:trPr>
           <w:trHeight w:val="510" w:hRule="atLeast"/>
